--- a/Lab3/AimsProject/Readingassignment/BTxulyxau.docx
+++ b/Lab3/AimsProject/Readingassignment/BTxulyxau.docx
@@ -49,16 +49,7 @@
           <w:sz w:val="32"/>
           <w:szCs w:val="32"/>
         </w:rPr>
-        <w:t>1</w:t>
-      </w:r>
-      <w:r>
-        <w:rPr>
-          <w:b/>
-          <w:bCs/>
-          <w:sz w:val="32"/>
-          <w:szCs w:val="32"/>
-        </w:rPr>
-        <w:t xml:space="preserve">. </w:t>
+        <w:t xml:space="preserve">1. </w:t>
       </w:r>
       <w:proofErr w:type="spellStart"/>
       <w:r>
@@ -425,15 +416,7 @@
       </w:r>
       <w:proofErr w:type="gramEnd"/>
       <w:r>
-        <w:t>TM) SE Runtime Environment (</w:t>
-      </w:r>
-      <w:proofErr w:type="gramStart"/>
-      <w:r>
-        <w:t>build</w:t>
-      </w:r>
-      <w:proofErr w:type="gramEnd"/>
-      <w:r>
-        <w:t xml:space="preserve"> 23.0.2+7-58)</w:t>
+        <w:t>TM) SE Runtime Environment (build 23.0.2+7-58)</w:t>
       </w:r>
     </w:p>
     <w:p>
@@ -472,11 +455,6 @@
       </w:r>
     </w:p>
     <w:p>
-      <w:pPr>
-        <w:rPr>
-          <w:lang w:val="vi-VN"/>
-        </w:rPr>
-      </w:pPr>
       <w:r>
         <w:rPr>
           <w:b/>
@@ -485,7 +463,7 @@
           <w:szCs w:val="32"/>
           <w:lang w:val="vi-VN"/>
         </w:rPr>
-        <w:t xml:space="preserve">2.Code </w:t>
+        <w:t xml:space="preserve">2.Code class </w:t>
       </w:r>
       <w:proofErr w:type="spellStart"/>
       <w:r>
@@ -494,9 +472,8 @@
           <w:bCs/>
           <w:sz w:val="32"/>
           <w:szCs w:val="32"/>
-          <w:lang w:val="vi-VN"/>
-        </w:rPr>
-        <w:t>class</w:t>
+        </w:rPr>
+        <w:t>ConcatenationInLoops</w:t>
       </w:r>
       <w:proofErr w:type="spellEnd"/>
       <w:r>
@@ -507,38 +484,19 @@
           <w:szCs w:val="32"/>
           <w:lang w:val="vi-VN"/>
         </w:rPr>
-        <w:t xml:space="preserve"> </w:t>
-      </w:r>
-      <w:proofErr w:type="spellStart"/>
-      <w:r>
-        <w:rPr>
-          <w:b/>
-          <w:bCs/>
-          <w:sz w:val="32"/>
-          <w:szCs w:val="32"/>
-        </w:rPr>
-        <w:t>ConcatenationInLoops</w:t>
-      </w:r>
-      <w:proofErr w:type="spellEnd"/>
-      <w:r>
-        <w:rPr>
-          <w:b/>
-          <w:bCs/>
-          <w:sz w:val="32"/>
-          <w:szCs w:val="32"/>
-          <w:lang w:val="vi-VN"/>
-        </w:rPr>
         <w:t xml:space="preserve"> và kết quả</w:t>
       </w:r>
-      <w:r>
-        <w:rPr>
-          <w:lang w:val="vi-VN"/>
+    </w:p>
+    <w:p>
+      <w:r>
+        <w:rPr>
+          <w:noProof/>
         </w:rPr>
         <w:drawing>
-          <wp:inline distT="0" distB="0" distL="0" distR="0" wp14:anchorId="283AC64A" wp14:editId="70DFA767">
-            <wp:extent cx="5943600" cy="3343275"/>
-            <wp:effectExtent l="0" t="0" r="0" b="9525"/>
-            <wp:docPr id="709746959" name="Picture 1" descr="A screenshot of a computer&#10;&#10;AI-generated content may be incorrect."/>
+          <wp:inline distT="0" distB="0" distL="0" distR="0" wp14:anchorId="5573CC90" wp14:editId="5C364E6D">
+            <wp:extent cx="5943600" cy="3352800"/>
+            <wp:effectExtent l="0" t="0" r="0" b="0"/>
+            <wp:docPr id="184436993" name="Picture 1"/>
             <wp:cNvGraphicFramePr>
               <a:graphicFrameLocks xmlns:a="http://schemas.openxmlformats.org/drawingml/2006/main" noChangeAspect="1"/>
             </wp:cNvGraphicFramePr>
@@ -546,11 +504,17 @@
               <a:graphicData uri="http://schemas.openxmlformats.org/drawingml/2006/picture">
                 <pic:pic xmlns:pic="http://schemas.openxmlformats.org/drawingml/2006/picture">
                   <pic:nvPicPr>
-                    <pic:cNvPr id="709746959" name="Picture 1" descr="A screenshot of a computer&#10;&#10;AI-generated content may be incorrect."/>
+                    <pic:cNvPr id="184436993" name="Picture 184436993"/>
                     <pic:cNvPicPr/>
                   </pic:nvPicPr>
                   <pic:blipFill>
-                    <a:blip r:embed="rId5"/>
+                    <a:blip r:embed="rId5">
+                      <a:extLst>
+                        <a:ext uri="{28A0092B-C50C-407E-A947-70E740481C1C}">
+                          <a14:useLocalDpi xmlns:a14="http://schemas.microsoft.com/office/drawing/2010/main" val="0"/>
+                        </a:ext>
+                      </a:extLst>
+                    </a:blip>
                     <a:stretch>
                       <a:fillRect/>
                     </a:stretch>
@@ -558,7 +522,7 @@
                   <pic:spPr>
                     <a:xfrm>
                       <a:off x="0" y="0"/>
-                      <a:ext cx="5943600" cy="3343275"/>
+                      <a:ext cx="5943600" cy="3352800"/>
                     </a:xfrm>
                     <a:prstGeom prst="rect">
                       <a:avLst/>
@@ -574,30 +538,51 @@
     <w:p>
       <w:pPr>
         <w:rPr>
-          <w:lang w:val="vi-VN"/>
-        </w:rPr>
-      </w:pPr>
+          <w:b/>
+          <w:bCs/>
+          <w:sz w:val="32"/>
+          <w:szCs w:val="32"/>
+          <w:lang w:val="vi-VN"/>
+        </w:rPr>
+      </w:pPr>
+      <w:r>
+        <w:rPr>
+          <w:b/>
+          <w:bCs/>
+          <w:sz w:val="32"/>
+          <w:szCs w:val="32"/>
+          <w:lang w:val="vi-VN"/>
+        </w:rPr>
+        <w:lastRenderedPageBreak/>
+        <w:t>3. Nhận xét</w:t>
+      </w:r>
     </w:p>
     <w:p>
       <w:pPr>
-        <w:rPr>
-          <w:b/>
-          <w:bCs/>
-          <w:sz w:val="32"/>
-          <w:szCs w:val="32"/>
-          <w:lang w:val="vi-VN"/>
-        </w:rPr>
-      </w:pPr>
-      <w:r>
-        <w:rPr>
-          <w:b/>
-          <w:bCs/>
-          <w:sz w:val="32"/>
-          <w:szCs w:val="32"/>
-          <w:lang w:val="vi-VN"/>
-        </w:rPr>
-        <w:lastRenderedPageBreak/>
-        <w:t>3. Nhận xét</w:t>
+        <w:ind w:left="720"/>
+        <w:rPr>
+          <w:lang w:val="vi-VN"/>
+        </w:rPr>
+      </w:pPr>
+      <w:r>
+        <w:rPr>
+          <w:lang w:val="vi-VN"/>
+        </w:rPr>
+        <w:t xml:space="preserve">- </w:t>
+      </w:r>
+      <w:r>
+        <w:rPr>
+          <w:b/>
+          <w:bCs/>
+          <w:lang w:val="vi-VN"/>
+        </w:rPr>
+        <w:t>StringBuilder là lựa chọn tối ưu</w:t>
+      </w:r>
+      <w:r>
+        <w:rPr>
+          <w:lang w:val="vi-VN"/>
+        </w:rPr>
+        <w:t xml:space="preserve"> khi nối chuỗi nhiều lần trong môi trường đơn luồng. Nó không sử dụng cơ chế đồng bộ, nên có tốc độ rất cao.</w:t>
       </w:r>
     </w:p>
     <w:p>
@@ -613,29 +598,33 @@
         </w:rPr>
         <w:t xml:space="preserve">- </w:t>
       </w:r>
-      <w:proofErr w:type="spellStart"/>
-      <w:r>
-        <w:rPr>
-          <w:b/>
-          <w:bCs/>
-          <w:lang w:val="vi-VN"/>
-        </w:rPr>
-        <w:t>StringBuilder</w:t>
-      </w:r>
-      <w:proofErr w:type="spellEnd"/>
-      <w:r>
-        <w:rPr>
-          <w:b/>
-          <w:bCs/>
-          <w:lang w:val="vi-VN"/>
-        </w:rPr>
-        <w:t xml:space="preserve"> là lựa chọn tối ưu</w:t>
-      </w:r>
-      <w:r>
-        <w:rPr>
-          <w:lang w:val="vi-VN"/>
-        </w:rPr>
-        <w:t xml:space="preserve"> khi nối chuỗi nhiều lần trong môi trường đơn luồng. Nó không sử dụng cơ chế đồng bộ, nên có tốc độ rất cao.</w:t>
+      <w:r>
+        <w:rPr>
+          <w:b/>
+          <w:bCs/>
+          <w:lang w:val="vi-VN"/>
+        </w:rPr>
+        <w:t>StringBuffer</w:t>
+      </w:r>
+      <w:r>
+        <w:rPr>
+          <w:lang w:val="vi-VN"/>
+        </w:rPr>
+        <w:t xml:space="preserve"> cũng rất hiệu quả, nhưng chậm hơn một chút do có </w:t>
+      </w:r>
+      <w:r>
+        <w:rPr>
+          <w:b/>
+          <w:bCs/>
+          <w:lang w:val="vi-VN"/>
+        </w:rPr>
+        <w:t>đồng bộ hóa nội bộ</w:t>
+      </w:r>
+      <w:r>
+        <w:rPr>
+          <w:lang w:val="vi-VN"/>
+        </w:rPr>
+        <w:t xml:space="preserve">, </w:t>
       </w:r>
     </w:p>
     <w:p>
@@ -651,89 +640,20 @@
         </w:rPr>
         <w:t xml:space="preserve">- </w:t>
       </w:r>
-      <w:proofErr w:type="spellStart"/>
-      <w:r>
-        <w:rPr>
-          <w:b/>
-          <w:bCs/>
-          <w:lang w:val="vi-VN"/>
-        </w:rPr>
-        <w:t>StringBuffer</w:t>
-      </w:r>
-      <w:proofErr w:type="spellEnd"/>
-      <w:r>
-        <w:rPr>
-          <w:lang w:val="vi-VN"/>
-        </w:rPr>
-        <w:t xml:space="preserve"> cũng rất hiệu quả, nhưng chậm hơn một chút do có </w:t>
-      </w:r>
-      <w:r>
-        <w:rPr>
-          <w:b/>
-          <w:bCs/>
-          <w:lang w:val="vi-VN"/>
-        </w:rPr>
-        <w:t>đồng bộ hóa nội bộ</w:t>
-      </w:r>
-      <w:r>
-        <w:rPr>
-          <w:lang w:val="vi-VN"/>
-        </w:rPr>
-        <w:t xml:space="preserve">, </w:t>
-      </w:r>
-    </w:p>
-    <w:p>
-      <w:pPr>
-        <w:ind w:left="720"/>
-        <w:rPr>
-          <w:lang w:val="vi-VN"/>
-        </w:rPr>
-      </w:pPr>
-      <w:r>
-        <w:rPr>
-          <w:lang w:val="vi-VN"/>
-        </w:rPr>
-        <w:t xml:space="preserve">- </w:t>
-      </w:r>
-      <w:proofErr w:type="spellStart"/>
-      <w:r>
-        <w:rPr>
-          <w:b/>
-          <w:bCs/>
-          <w:lang w:val="vi-VN"/>
-        </w:rPr>
-        <w:t>String</w:t>
-      </w:r>
-      <w:proofErr w:type="spellEnd"/>
-      <w:r>
-        <w:rPr>
-          <w:b/>
-          <w:bCs/>
-          <w:lang w:val="vi-VN"/>
-        </w:rPr>
-        <w:t xml:space="preserve"> với toán tử +</w:t>
-      </w:r>
-      <w:r>
-        <w:rPr>
-          <w:lang w:val="vi-VN"/>
-        </w:rPr>
-        <w:t xml:space="preserve"> là cách tệ nhất khi dùng trong vòng lặp lớn vì nó tạo ra rất nhiều đối tượng </w:t>
-      </w:r>
-      <w:proofErr w:type="spellStart"/>
-      <w:r>
-        <w:rPr>
-          <w:lang w:val="vi-VN"/>
-        </w:rPr>
-        <w:t>String</w:t>
-      </w:r>
-      <w:proofErr w:type="spellEnd"/>
-      <w:r>
-        <w:rPr>
-          <w:lang w:val="vi-VN"/>
-        </w:rPr>
-        <w:t xml:space="preserve"> tạm thời do tính chất </w:t>
-      </w:r>
-      <w:proofErr w:type="spellStart"/>
+      <w:r>
+        <w:rPr>
+          <w:b/>
+          <w:bCs/>
+          <w:lang w:val="vi-VN"/>
+        </w:rPr>
+        <w:t>String với toán tử +</w:t>
+      </w:r>
+      <w:r>
+        <w:rPr>
+          <w:lang w:val="vi-VN"/>
+        </w:rPr>
+        <w:t xml:space="preserve"> là cách tệ nhất khi dùng trong vòng lặp lớn vì nó tạo ra rất nhiều đối tượng String tạm thời do tính chất </w:t>
+      </w:r>
       <w:r>
         <w:rPr>
           <w:b/>
@@ -742,26 +662,11 @@
         </w:rPr>
         <w:t>immutable</w:t>
       </w:r>
-      <w:proofErr w:type="spellEnd"/>
-      <w:r>
-        <w:rPr>
-          <w:lang w:val="vi-VN"/>
-        </w:rPr>
-        <w:t xml:space="preserve"> (không thay đổi được) của </w:t>
-      </w:r>
-      <w:proofErr w:type="spellStart"/>
-      <w:r>
-        <w:rPr>
-          <w:lang w:val="vi-VN"/>
-        </w:rPr>
-        <w:t>String</w:t>
-      </w:r>
-      <w:proofErr w:type="spellEnd"/>
-      <w:r>
-        <w:rPr>
-          <w:lang w:val="vi-VN"/>
-        </w:rPr>
-        <w:t>.</w:t>
+      <w:r>
+        <w:rPr>
+          <w:lang w:val="vi-VN"/>
+        </w:rPr>
+        <w:t xml:space="preserve"> (không thay đổi được) của String.</w:t>
       </w:r>
     </w:p>
     <w:p>
@@ -1541,6 +1446,7 @@
   <w:style w:type="character" w:default="1" w:styleId="DefaultParagraphFont">
     <w:name w:val="Default Paragraph Font"/>
     <w:uiPriority w:val="1"/>
+    <w:semiHidden/>
     <w:unhideWhenUsed/>
   </w:style>
   <w:style w:type="table" w:default="1" w:styleId="TableNormal">
